--- a/docs/MODULES/Loan.docx
+++ b/docs/MODULES/Loan.docx
@@ -572,6 +572,12 @@
               <w:right w:w="60" w:type="dxa"/>
             </w:tcMar>
             <w:shd w:fill="1A365D" w:val="clear"/>
+            <w:tcMar>
+              <w:top w:w="40" w:type="dxa"/>
+              <w:bottom w:w="40" w:type="dxa"/>
+              <w:left w:w="60" w:type="dxa"/>
+              <w:right w:w="60" w:type="dxa"/>
+            </w:tcMar>
           </w:tcPr>
           <w:p>
             <w:pPr>
@@ -599,6 +605,12 @@
               <w:right w:w="60" w:type="dxa"/>
             </w:tcMar>
             <w:shd w:fill="1A365D" w:val="clear"/>
+            <w:tcMar>
+              <w:top w:w="40" w:type="dxa"/>
+              <w:bottom w:w="40" w:type="dxa"/>
+              <w:left w:w="60" w:type="dxa"/>
+              <w:right w:w="60" w:type="dxa"/>
+            </w:tcMar>
           </w:tcPr>
           <w:p>
             <w:pPr>
@@ -627,6 +639,12 @@
               <w:left w:w="60" w:type="dxa"/>
               <w:right w:w="60" w:type="dxa"/>
             </w:tcMar>
+            <w:tcMar>
+              <w:top w:w="40" w:type="dxa"/>
+              <w:bottom w:w="40" w:type="dxa"/>
+              <w:left w:w="60" w:type="dxa"/>
+              <w:right w:w="60" w:type="dxa"/>
+            </w:tcMar>
           </w:tcPr>
           <w:p>
             <w:pPr>
@@ -645,6 +663,12 @@
         </w:tc>
         <w:tc>
           <w:tcPr>
+            <w:tcMar>
+              <w:top w:w="40" w:type="dxa"/>
+              <w:bottom w:w="40" w:type="dxa"/>
+              <w:left w:w="60" w:type="dxa"/>
+              <w:right w:w="60" w:type="dxa"/>
+            </w:tcMar>
             <w:tcMar>
               <w:top w:w="40" w:type="dxa"/>
               <w:bottom w:w="40" w:type="dxa"/>
@@ -735,6 +759,12 @@
               <w:left w:w="60" w:type="dxa"/>
               <w:right w:w="60" w:type="dxa"/>
             </w:tcMar>
+            <w:tcMar>
+              <w:top w:w="40" w:type="dxa"/>
+              <w:bottom w:w="40" w:type="dxa"/>
+              <w:left w:w="60" w:type="dxa"/>
+              <w:right w:w="60" w:type="dxa"/>
+            </w:tcMar>
           </w:tcPr>
           <w:p>
             <w:pPr>
@@ -753,6 +783,12 @@
         </w:tc>
         <w:tc>
           <w:tcPr>
+            <w:tcMar>
+              <w:top w:w="40" w:type="dxa"/>
+              <w:bottom w:w="40" w:type="dxa"/>
+              <w:left w:w="60" w:type="dxa"/>
+              <w:right w:w="60" w:type="dxa"/>
+            </w:tcMar>
             <w:tcMar>
               <w:top w:w="40" w:type="dxa"/>
               <w:bottom w:w="40" w:type="dxa"/>
@@ -829,6 +865,12 @@
               <w:left w:w="60" w:type="dxa"/>
               <w:right w:w="60" w:type="dxa"/>
             </w:tcMar>
+            <w:tcMar>
+              <w:top w:w="40" w:type="dxa"/>
+              <w:bottom w:w="40" w:type="dxa"/>
+              <w:left w:w="60" w:type="dxa"/>
+              <w:right w:w="60" w:type="dxa"/>
+            </w:tcMar>
           </w:tcPr>
           <w:p>
             <w:pPr>
@@ -847,6 +889,12 @@
         </w:tc>
         <w:tc>
           <w:tcPr>
+            <w:tcMar>
+              <w:top w:w="40" w:type="dxa"/>
+              <w:bottom w:w="40" w:type="dxa"/>
+              <w:left w:w="60" w:type="dxa"/>
+              <w:right w:w="60" w:type="dxa"/>
+            </w:tcMar>
             <w:tcMar>
               <w:top w:w="40" w:type="dxa"/>
               <w:bottom w:w="40" w:type="dxa"/>
@@ -937,6 +985,12 @@
               <w:left w:w="60" w:type="dxa"/>
               <w:right w:w="60" w:type="dxa"/>
             </w:tcMar>
+            <w:tcMar>
+              <w:top w:w="40" w:type="dxa"/>
+              <w:bottom w:w="40" w:type="dxa"/>
+              <w:left w:w="60" w:type="dxa"/>
+              <w:right w:w="60" w:type="dxa"/>
+            </w:tcMar>
           </w:tcPr>
           <w:p>
             <w:pPr>
@@ -955,6 +1009,12 @@
         </w:tc>
         <w:tc>
           <w:tcPr>
+            <w:tcMar>
+              <w:top w:w="40" w:type="dxa"/>
+              <w:bottom w:w="40" w:type="dxa"/>
+              <w:left w:w="60" w:type="dxa"/>
+              <w:right w:w="60" w:type="dxa"/>
+            </w:tcMar>
             <w:tcMar>
               <w:top w:w="40" w:type="dxa"/>
               <w:bottom w:w="40" w:type="dxa"/>
@@ -1065,6 +1125,12 @@
               <w:right w:w="60" w:type="dxa"/>
             </w:tcMar>
             <w:shd w:fill="1A365D" w:val="clear"/>
+            <w:tcMar>
+              <w:top w:w="40" w:type="dxa"/>
+              <w:bottom w:w="40" w:type="dxa"/>
+              <w:left w:w="60" w:type="dxa"/>
+              <w:right w:w="60" w:type="dxa"/>
+            </w:tcMar>
           </w:tcPr>
           <w:p>
             <w:pPr>
@@ -1092,6 +1158,12 @@
               <w:right w:w="60" w:type="dxa"/>
             </w:tcMar>
             <w:shd w:fill="1A365D" w:val="clear"/>
+            <w:tcMar>
+              <w:top w:w="40" w:type="dxa"/>
+              <w:bottom w:w="40" w:type="dxa"/>
+              <w:left w:w="60" w:type="dxa"/>
+              <w:right w:w="60" w:type="dxa"/>
+            </w:tcMar>
           </w:tcPr>
           <w:p>
             <w:pPr>
@@ -1120,6 +1192,12 @@
               <w:left w:w="60" w:type="dxa"/>
               <w:right w:w="60" w:type="dxa"/>
             </w:tcMar>
+            <w:tcMar>
+              <w:top w:w="40" w:type="dxa"/>
+              <w:bottom w:w="40" w:type="dxa"/>
+              <w:left w:w="60" w:type="dxa"/>
+              <w:right w:w="60" w:type="dxa"/>
+            </w:tcMar>
           </w:tcPr>
           <w:p>
             <w:pPr>
@@ -1138,6 +1216,12 @@
         </w:tc>
         <w:tc>
           <w:tcPr>
+            <w:tcMar>
+              <w:top w:w="40" w:type="dxa"/>
+              <w:bottom w:w="40" w:type="dxa"/>
+              <w:left w:w="60" w:type="dxa"/>
+              <w:right w:w="60" w:type="dxa"/>
+            </w:tcMar>
             <w:tcMar>
               <w:top w:w="40" w:type="dxa"/>
               <w:bottom w:w="40" w:type="dxa"/>
@@ -1206,6 +1290,12 @@
               <w:left w:w="60" w:type="dxa"/>
               <w:right w:w="60" w:type="dxa"/>
             </w:tcMar>
+            <w:tcMar>
+              <w:top w:w="40" w:type="dxa"/>
+              <w:bottom w:w="40" w:type="dxa"/>
+              <w:left w:w="60" w:type="dxa"/>
+              <w:right w:w="60" w:type="dxa"/>
+            </w:tcMar>
           </w:tcPr>
           <w:p>
             <w:pPr>
@@ -1224,6 +1314,12 @@
         </w:tc>
         <w:tc>
           <w:tcPr>
+            <w:tcMar>
+              <w:top w:w="40" w:type="dxa"/>
+              <w:bottom w:w="40" w:type="dxa"/>
+              <w:left w:w="60" w:type="dxa"/>
+              <w:right w:w="60" w:type="dxa"/>
+            </w:tcMar>
             <w:tcMar>
               <w:top w:w="40" w:type="dxa"/>
               <w:bottom w:w="40" w:type="dxa"/>

--- a/docs/MODULES/Loan.docx
+++ b/docs/MODULES/Loan.docx
@@ -572,12 +572,6 @@
               <w:right w:w="60" w:type="dxa"/>
             </w:tcMar>
             <w:shd w:fill="1A365D" w:val="clear"/>
-            <w:tcMar>
-              <w:top w:w="40" w:type="dxa"/>
-              <w:bottom w:w="40" w:type="dxa"/>
-              <w:left w:w="60" w:type="dxa"/>
-              <w:right w:w="60" w:type="dxa"/>
-            </w:tcMar>
           </w:tcPr>
           <w:p>
             <w:pPr>
@@ -605,12 +599,6 @@
               <w:right w:w="60" w:type="dxa"/>
             </w:tcMar>
             <w:shd w:fill="1A365D" w:val="clear"/>
-            <w:tcMar>
-              <w:top w:w="40" w:type="dxa"/>
-              <w:bottom w:w="40" w:type="dxa"/>
-              <w:left w:w="60" w:type="dxa"/>
-              <w:right w:w="60" w:type="dxa"/>
-            </w:tcMar>
           </w:tcPr>
           <w:p>
             <w:pPr>
@@ -639,12 +627,6 @@
               <w:left w:w="60" w:type="dxa"/>
               <w:right w:w="60" w:type="dxa"/>
             </w:tcMar>
-            <w:tcMar>
-              <w:top w:w="40" w:type="dxa"/>
-              <w:bottom w:w="40" w:type="dxa"/>
-              <w:left w:w="60" w:type="dxa"/>
-              <w:right w:w="60" w:type="dxa"/>
-            </w:tcMar>
           </w:tcPr>
           <w:p>
             <w:pPr>
@@ -663,12 +645,6 @@
         </w:tc>
         <w:tc>
           <w:tcPr>
-            <w:tcMar>
-              <w:top w:w="40" w:type="dxa"/>
-              <w:bottom w:w="40" w:type="dxa"/>
-              <w:left w:w="60" w:type="dxa"/>
-              <w:right w:w="60" w:type="dxa"/>
-            </w:tcMar>
             <w:tcMar>
               <w:top w:w="40" w:type="dxa"/>
               <w:bottom w:w="40" w:type="dxa"/>
@@ -759,12 +735,6 @@
               <w:left w:w="60" w:type="dxa"/>
               <w:right w:w="60" w:type="dxa"/>
             </w:tcMar>
-            <w:tcMar>
-              <w:top w:w="40" w:type="dxa"/>
-              <w:bottom w:w="40" w:type="dxa"/>
-              <w:left w:w="60" w:type="dxa"/>
-              <w:right w:w="60" w:type="dxa"/>
-            </w:tcMar>
           </w:tcPr>
           <w:p>
             <w:pPr>
@@ -783,12 +753,6 @@
         </w:tc>
         <w:tc>
           <w:tcPr>
-            <w:tcMar>
-              <w:top w:w="40" w:type="dxa"/>
-              <w:bottom w:w="40" w:type="dxa"/>
-              <w:left w:w="60" w:type="dxa"/>
-              <w:right w:w="60" w:type="dxa"/>
-            </w:tcMar>
             <w:tcMar>
               <w:top w:w="40" w:type="dxa"/>
               <w:bottom w:w="40" w:type="dxa"/>
@@ -865,12 +829,6 @@
               <w:left w:w="60" w:type="dxa"/>
               <w:right w:w="60" w:type="dxa"/>
             </w:tcMar>
-            <w:tcMar>
-              <w:top w:w="40" w:type="dxa"/>
-              <w:bottom w:w="40" w:type="dxa"/>
-              <w:left w:w="60" w:type="dxa"/>
-              <w:right w:w="60" w:type="dxa"/>
-            </w:tcMar>
           </w:tcPr>
           <w:p>
             <w:pPr>
@@ -889,12 +847,6 @@
         </w:tc>
         <w:tc>
           <w:tcPr>
-            <w:tcMar>
-              <w:top w:w="40" w:type="dxa"/>
-              <w:bottom w:w="40" w:type="dxa"/>
-              <w:left w:w="60" w:type="dxa"/>
-              <w:right w:w="60" w:type="dxa"/>
-            </w:tcMar>
             <w:tcMar>
               <w:top w:w="40" w:type="dxa"/>
               <w:bottom w:w="40" w:type="dxa"/>
@@ -985,12 +937,6 @@
               <w:left w:w="60" w:type="dxa"/>
               <w:right w:w="60" w:type="dxa"/>
             </w:tcMar>
-            <w:tcMar>
-              <w:top w:w="40" w:type="dxa"/>
-              <w:bottom w:w="40" w:type="dxa"/>
-              <w:left w:w="60" w:type="dxa"/>
-              <w:right w:w="60" w:type="dxa"/>
-            </w:tcMar>
           </w:tcPr>
           <w:p>
             <w:pPr>
@@ -1009,12 +955,6 @@
         </w:tc>
         <w:tc>
           <w:tcPr>
-            <w:tcMar>
-              <w:top w:w="40" w:type="dxa"/>
-              <w:bottom w:w="40" w:type="dxa"/>
-              <w:left w:w="60" w:type="dxa"/>
-              <w:right w:w="60" w:type="dxa"/>
-            </w:tcMar>
             <w:tcMar>
               <w:top w:w="40" w:type="dxa"/>
               <w:bottom w:w="40" w:type="dxa"/>
@@ -1125,12 +1065,6 @@
               <w:right w:w="60" w:type="dxa"/>
             </w:tcMar>
             <w:shd w:fill="1A365D" w:val="clear"/>
-            <w:tcMar>
-              <w:top w:w="40" w:type="dxa"/>
-              <w:bottom w:w="40" w:type="dxa"/>
-              <w:left w:w="60" w:type="dxa"/>
-              <w:right w:w="60" w:type="dxa"/>
-            </w:tcMar>
           </w:tcPr>
           <w:p>
             <w:pPr>
@@ -1158,12 +1092,6 @@
               <w:right w:w="60" w:type="dxa"/>
             </w:tcMar>
             <w:shd w:fill="1A365D" w:val="clear"/>
-            <w:tcMar>
-              <w:top w:w="40" w:type="dxa"/>
-              <w:bottom w:w="40" w:type="dxa"/>
-              <w:left w:w="60" w:type="dxa"/>
-              <w:right w:w="60" w:type="dxa"/>
-            </w:tcMar>
           </w:tcPr>
           <w:p>
             <w:pPr>
@@ -1192,12 +1120,6 @@
               <w:left w:w="60" w:type="dxa"/>
               <w:right w:w="60" w:type="dxa"/>
             </w:tcMar>
-            <w:tcMar>
-              <w:top w:w="40" w:type="dxa"/>
-              <w:bottom w:w="40" w:type="dxa"/>
-              <w:left w:w="60" w:type="dxa"/>
-              <w:right w:w="60" w:type="dxa"/>
-            </w:tcMar>
           </w:tcPr>
           <w:p>
             <w:pPr>
@@ -1216,12 +1138,6 @@
         </w:tc>
         <w:tc>
           <w:tcPr>
-            <w:tcMar>
-              <w:top w:w="40" w:type="dxa"/>
-              <w:bottom w:w="40" w:type="dxa"/>
-              <w:left w:w="60" w:type="dxa"/>
-              <w:right w:w="60" w:type="dxa"/>
-            </w:tcMar>
             <w:tcMar>
               <w:top w:w="40" w:type="dxa"/>
               <w:bottom w:w="40" w:type="dxa"/>
@@ -1290,12 +1206,6 @@
               <w:left w:w="60" w:type="dxa"/>
               <w:right w:w="60" w:type="dxa"/>
             </w:tcMar>
-            <w:tcMar>
-              <w:top w:w="40" w:type="dxa"/>
-              <w:bottom w:w="40" w:type="dxa"/>
-              <w:left w:w="60" w:type="dxa"/>
-              <w:right w:w="60" w:type="dxa"/>
-            </w:tcMar>
           </w:tcPr>
           <w:p>
             <w:pPr>
@@ -1314,12 +1224,6 @@
         </w:tc>
         <w:tc>
           <w:tcPr>
-            <w:tcMar>
-              <w:top w:w="40" w:type="dxa"/>
-              <w:bottom w:w="40" w:type="dxa"/>
-              <w:left w:w="60" w:type="dxa"/>
-              <w:right w:w="60" w:type="dxa"/>
-            </w:tcMar>
             <w:tcMar>
               <w:top w:w="40" w:type="dxa"/>
               <w:bottom w:w="40" w:type="dxa"/>

--- a/docs/MODULES/Loan.docx
+++ b/docs/MODULES/Loan.docx
@@ -31,8 +31,6 @@
     <w:p>
       <w:pPr>
         <w:pStyle w:val="FirstParagraph"/>
-        <w:spacing w:after="160" w:line="276" w:lineRule="auto"/>
-        <w:jc w:val="left"/>
       </w:pPr>
       <w:r>
         <w:t xml:space="preserve">Full loan product (sanction, disbursement, EMI, interest, collateral) is</w:t>
@@ -133,8 +131,6 @@
     <w:p>
       <w:pPr>
         <w:pStyle w:val="FirstParagraph"/>
-        <w:spacing w:after="160" w:line="276" w:lineRule="auto"/>
-        <w:jc w:val="left"/>
       </w:pPr>
       <w:r>
         <w:t xml:space="preserve">Eventually manage lending products separately from deposit accounts</w:t>
@@ -165,8 +161,6 @@
     <w:p>
       <w:pPr>
         <w:pStyle w:val="FirstParagraph"/>
-        <w:spacing w:after="160" w:line="276" w:lineRule="auto"/>
-        <w:jc w:val="left"/>
       </w:pPr>
       <w:r>
         <w:t xml:space="preserve">Today: Customer detail → Add Loan Account may attempt open; likely fails</w:t>
@@ -197,8 +191,6 @@
     <w:p>
       <w:pPr>
         <w:pStyle w:val="FirstParagraph"/>
-        <w:spacing w:after="160" w:line="276" w:lineRule="auto"/>
-        <w:jc w:val="left"/>
       </w:pPr>
       <w:r>
         <w:t xml:space="preserve">Today reuses Account open flow with</w:t>
@@ -229,8 +221,6 @@
     <w:p>
       <w:pPr>
         <w:pStyle w:val="FirstParagraph"/>
-        <w:spacing w:after="160" w:line="276" w:lineRule="auto"/>
-        <w:jc w:val="left"/>
       </w:pPr>
       <w:r>
         <w:t xml:space="preserve">None dedicated. Uses</w:t>
@@ -264,8 +254,6 @@
     <w:p>
       <w:pPr>
         <w:pStyle w:val="FirstParagraph"/>
-        <w:spacing w:after="160" w:line="276" w:lineRule="auto"/>
-        <w:jc w:val="left"/>
       </w:pPr>
       <w:r>
         <w:t xml:space="preserve">None loan-specific; uses</w:t>
@@ -293,8 +281,6 @@
     <w:p>
       <w:pPr>
         <w:pStyle w:val="FirstParagraph"/>
-        <w:spacing w:after="160" w:line="276" w:lineRule="auto"/>
-        <w:jc w:val="left"/>
       </w:pPr>
       <w:r>
         <w:t xml:space="preserve">None under a loan package. Account classes apply.</w:t>
@@ -313,8 +299,6 @@
     <w:p>
       <w:pPr>
         <w:pStyle w:val="FirstParagraph"/>
-        <w:spacing w:after="160" w:line="276" w:lineRule="auto"/>
-        <w:jc w:val="left"/>
       </w:pPr>
       <w:r>
         <w:t xml:space="preserve">Account policy required for open —</w:t>
@@ -355,8 +339,6 @@
     <w:p>
       <w:pPr>
         <w:pStyle w:val="FirstParagraph"/>
-        <w:spacing w:after="160" w:line="276" w:lineRule="auto"/>
-        <w:jc w:val="left"/>
       </w:pPr>
       <w:r>
         <w:t xml:space="preserve">Same as accounts when using account APIs</w:t>
@@ -375,8 +357,6 @@
     <w:p>
       <w:pPr>
         <w:pStyle w:val="FirstParagraph"/>
-        <w:spacing w:after="160" w:line="276" w:lineRule="auto"/>
-        <w:jc w:val="left"/>
       </w:pPr>
       <w:r>
         <w:t xml:space="preserve">Same as Account module</w:t>
@@ -399,8 +379,6 @@
           <w:ilvl w:val="0"/>
           <w:numId w:val="1001"/>
         </w:numPr>
-        <w:spacing w:after="160" w:line="276" w:lineRule="auto"/>
-        <w:jc w:val="left"/>
       </w:pPr>
       <w:r>
         <w:t xml:space="preserve">Document failure without policy</w:t>
@@ -413,8 +391,6 @@
           <w:ilvl w:val="0"/>
           <w:numId w:val="1001"/>
         </w:numPr>
-        <w:spacing w:after="160" w:line="276" w:lineRule="auto"/>
-        <w:jc w:val="left"/>
       </w:pPr>
       <w:r>
         <w:t xml:space="preserve">After</w:t>
@@ -454,8 +430,6 @@
     <w:p>
       <w:pPr>
         <w:pStyle w:val="FirstParagraph"/>
-        <w:spacing w:after="160" w:line="276" w:lineRule="auto"/>
-        <w:jc w:val="left"/>
       </w:pPr>
       <w:r>
         <w:t xml:space="preserve">Do not overload</w:t>
@@ -510,10 +484,6 @@
       </w:r>
     </w:p>
     <w:p>
-      <w:pPr>
-        <w:spacing w:after="160" w:line="276" w:lineRule="auto"/>
-        <w:jc w:val="left"/>
-      </w:pPr>
       <w:r>
         <w:pict>
           <v:rect style="width:0;height:1.5pt" o:hralign="center" o:hrstd="t" o:hr="t"/>
@@ -543,17 +513,9 @@
     <w:tbl>
       <w:tblPr>
         <w:tblStyle w:val="Table"/>
-        <w:tblW w:type="pct" w:w="5000"/>
-        <w:tblLayout w:type="autofit"/>
+        <w:tblW w:type="pct" w:w="4236"/>
+        <w:tblLayout w:type="fixed"/>
         <w:tblLook w:firstRow="1" w:lastRow="0" w:firstColumn="0" w:lastColumn="0" w:noHBand="0" w:noVBand="0" w:val="0020"/>
-        <w:tblBorders>
-          <w:top w:val="single" w:sz="4" w:space="0" w:color="CBD5E0"/>
-          <w:left w:val="single" w:sz="4" w:space="0" w:color="CBD5E0"/>
-          <w:bottom w:val="single" w:sz="4" w:space="0" w:color="CBD5E0"/>
-          <w:right w:val="single" w:sz="4" w:space="0" w:color="CBD5E0"/>
-          <w:insideH w:val="single" w:sz="4" w:space="0" w:color="CBD5E0"/>
-          <w:insideV w:val="single" w:sz="4" w:space="0" w:color="CBD5E0"/>
-        </w:tblBorders>
       </w:tblPr>
       <w:tblGrid>
         <w:gridCol w:w="2860"/>
@@ -564,55 +526,25 @@
           <w:tblHeader w:val="on"/>
         </w:trPr>
         <w:tc>
-          <w:tcPr>
-            <w:tcMar>
-              <w:top w:w="40" w:type="dxa"/>
-              <w:bottom w:w="40" w:type="dxa"/>
-              <w:left w:w="60" w:type="dxa"/>
-              <w:right w:w="60" w:type="dxa"/>
-            </w:tcMar>
-            <w:shd w:fill="1A365D" w:val="clear"/>
-          </w:tcPr>
+          <w:tcPr/>
           <w:p>
             <w:pPr>
               <w:pStyle w:val="Compact"/>
-              <w:spacing w:before="0" w:after="40" w:line="264" w:lineRule="auto"/>
               <w:jc w:val="left"/>
             </w:pPr>
             <w:r>
-              <w:rPr>
-                <w:rFonts w:ascii="Calibri" w:hAnsi="Calibri"/>
-                <w:b/>
-                <w:color w:val="FFFFFF"/>
-                <w:sz w:val="18"/>
-              </w:rPr>
               <w:t xml:space="preserve">Item</w:t>
             </w:r>
           </w:p>
         </w:tc>
         <w:tc>
-          <w:tcPr>
-            <w:tcMar>
-              <w:top w:w="40" w:type="dxa"/>
-              <w:bottom w:w="40" w:type="dxa"/>
-              <w:left w:w="60" w:type="dxa"/>
-              <w:right w:w="60" w:type="dxa"/>
-            </w:tcMar>
-            <w:shd w:fill="1A365D" w:val="clear"/>
-          </w:tcPr>
+          <w:tcPr/>
           <w:p>
             <w:pPr>
               <w:pStyle w:val="Compact"/>
-              <w:spacing w:before="0" w:after="40" w:line="264" w:lineRule="auto"/>
               <w:jc w:val="left"/>
             </w:pPr>
             <w:r>
-              <w:rPr>
-                <w:rFonts w:ascii="Calibri" w:hAnsi="Calibri"/>
-                <w:b/>
-                <w:color w:val="FFFFFF"/>
-                <w:sz w:val="18"/>
-              </w:rPr>
               <w:t xml:space="preserve">Detail</w:t>
             </w:r>
           </w:p>
@@ -620,107 +552,55 @@
       </w:tr>
       <w:tr>
         <w:tc>
-          <w:tcPr>
-            <w:tcMar>
-              <w:top w:w="40" w:type="dxa"/>
-              <w:bottom w:w="40" w:type="dxa"/>
-              <w:left w:w="60" w:type="dxa"/>
-              <w:right w:w="60" w:type="dxa"/>
-            </w:tcMar>
-          </w:tcPr>
+          <w:tcPr/>
           <w:p>
             <w:pPr>
               <w:pStyle w:val="Compact"/>
-              <w:spacing w:before="0" w:after="40" w:line="264" w:lineRule="auto"/>
               <w:jc w:val="left"/>
             </w:pPr>
             <w:r>
-              <w:rPr>
-                <w:rFonts w:ascii="Calibri" w:hAnsi="Calibri"/>
-                <w:sz w:val="18"/>
-              </w:rPr>
               <w:t xml:space="preserve">Files</w:t>
             </w:r>
           </w:p>
         </w:tc>
         <w:tc>
-          <w:tcPr>
-            <w:tcMar>
-              <w:top w:w="40" w:type="dxa"/>
-              <w:bottom w:w="40" w:type="dxa"/>
-              <w:left w:w="60" w:type="dxa"/>
-              <w:right w:w="60" w:type="dxa"/>
-            </w:tcMar>
-          </w:tcPr>
+          <w:tcPr/>
           <w:p>
             <w:pPr>
               <w:pStyle w:val="Compact"/>
-              <w:spacing w:before="0" w:after="40" w:line="264" w:lineRule="auto"/>
               <w:jc w:val="left"/>
             </w:pPr>
             <w:r>
               <w:rPr>
                 <w:rStyle w:val="VerbatimChar"/>
-                <w:rFonts w:ascii="Calibri" w:hAnsi="Calibri"/>
-                <w:sz w:val="18"/>
               </w:rPr>
               <w:t xml:space="preserve">AccountPolicyInitializer.java</w:t>
             </w:r>
             <w:r>
-              <w:rPr>
-                <w:rFonts w:ascii="Calibri" w:hAnsi="Calibri"/>
-                <w:sz w:val="18"/>
-              </w:rPr>
               <w:t xml:space="preserve"> </w:t>
             </w:r>
             <w:r>
-              <w:rPr>
-                <w:rFonts w:ascii="Calibri" w:hAnsi="Calibri"/>
-                <w:sz w:val="18"/>
-              </w:rPr>
               <w:t xml:space="preserve">or</w:t>
             </w:r>
             <w:r>
-              <w:rPr>
-                <w:rFonts w:ascii="Calibri" w:hAnsi="Calibri"/>
-                <w:sz w:val="18"/>
-              </w:rPr>
               <w:t xml:space="preserve"> </w:t>
             </w:r>
             <w:r>
-              <w:rPr>
-                <w:rFonts w:ascii="Calibri" w:hAnsi="Calibri"/>
-                <w:sz w:val="18"/>
-              </w:rPr>
               <w:t xml:space="preserve">POST policy;</w:t>
             </w:r>
             <w:r>
-              <w:rPr>
-                <w:rFonts w:ascii="Calibri" w:hAnsi="Calibri"/>
-                <w:sz w:val="18"/>
-              </w:rPr>
               <w:t xml:space="preserve"> </w:t>
             </w:r>
             <w:r>
               <w:rPr>
                 <w:rStyle w:val="VerbatimChar"/>
-                <w:rFonts w:ascii="Calibri" w:hAnsi="Calibri"/>
-                <w:sz w:val="18"/>
               </w:rPr>
               <w:t xml:space="preserve">customer-detail.ts</w:t>
             </w:r>
             <w:r>
-              <w:rPr>
-                <w:rFonts w:ascii="Calibri" w:hAnsi="Calibri"/>
-                <w:sz w:val="18"/>
-              </w:rPr>
               <w:t xml:space="preserve"> </w:t>
             </w:r>
             <w:r>
-              <w:rPr>
-                <w:rFonts w:ascii="Calibri" w:hAnsi="Calibri"/>
-                <w:sz w:val="18"/>
-              </w:rPr>
               <w:t xml:space="preserve">(opening deposit dialog)</w:t>
             </w:r>
           </w:p>
@@ -728,93 +608,49 @@
       </w:tr>
       <w:tr>
         <w:tc>
-          <w:tcPr>
-            <w:tcMar>
-              <w:top w:w="40" w:type="dxa"/>
-              <w:bottom w:w="40" w:type="dxa"/>
-              <w:left w:w="60" w:type="dxa"/>
-              <w:right w:w="60" w:type="dxa"/>
-            </w:tcMar>
-          </w:tcPr>
+          <w:tcPr/>
           <w:p>
             <w:pPr>
               <w:pStyle w:val="Compact"/>
-              <w:spacing w:before="0" w:after="40" w:line="264" w:lineRule="auto"/>
               <w:jc w:val="left"/>
             </w:pPr>
             <w:r>
-              <w:rPr>
-                <w:rFonts w:ascii="Calibri" w:hAnsi="Calibri"/>
-                <w:sz w:val="18"/>
-              </w:rPr>
               <w:t xml:space="preserve">Classes</w:t>
             </w:r>
           </w:p>
         </w:tc>
         <w:tc>
-          <w:tcPr>
-            <w:tcMar>
-              <w:top w:w="40" w:type="dxa"/>
-              <w:bottom w:w="40" w:type="dxa"/>
-              <w:left w:w="60" w:type="dxa"/>
-              <w:right w:w="60" w:type="dxa"/>
-            </w:tcMar>
-          </w:tcPr>
+          <w:tcPr/>
           <w:p>
             <w:pPr>
               <w:pStyle w:val="Compact"/>
-              <w:spacing w:before="0" w:after="40" w:line="264" w:lineRule="auto"/>
               <w:jc w:val="left"/>
             </w:pPr>
             <w:r>
               <w:rPr>
                 <w:rStyle w:val="VerbatimChar"/>
-                <w:rFonts w:ascii="Calibri" w:hAnsi="Calibri"/>
-                <w:sz w:val="18"/>
               </w:rPr>
               <w:t xml:space="preserve">AccountPolicyInitializer</w:t>
             </w:r>
             <w:r>
-              <w:rPr>
-                <w:rFonts w:ascii="Calibri" w:hAnsi="Calibri"/>
-                <w:sz w:val="18"/>
-              </w:rPr>
               <w:t xml:space="preserve">,</w:t>
             </w:r>
             <w:r>
-              <w:rPr>
-                <w:rFonts w:ascii="Calibri" w:hAnsi="Calibri"/>
-                <w:sz w:val="18"/>
-              </w:rPr>
               <w:t xml:space="preserve"> </w:t>
             </w:r>
             <w:r>
               <w:rPr>
                 <w:rStyle w:val="VerbatimChar"/>
-                <w:rFonts w:ascii="Calibri" w:hAnsi="Calibri"/>
-                <w:sz w:val="18"/>
               </w:rPr>
               <w:t xml:space="preserve">AccountPolicyServiceImpl</w:t>
             </w:r>
             <w:r>
-              <w:rPr>
-                <w:rFonts w:ascii="Calibri" w:hAnsi="Calibri"/>
-                <w:sz w:val="18"/>
-              </w:rPr>
               <w:t xml:space="preserve">, UI</w:t>
             </w:r>
             <w:r>
-              <w:rPr>
-                <w:rFonts w:ascii="Calibri" w:hAnsi="Calibri"/>
-                <w:sz w:val="18"/>
-              </w:rPr>
               <w:t xml:space="preserve"> </w:t>
             </w:r>
             <w:r>
-              <w:rPr>
-                <w:rFonts w:ascii="Calibri" w:hAnsi="Calibri"/>
-                <w:sz w:val="18"/>
-              </w:rPr>
               <w:t xml:space="preserve">detail component</w:t>
             </w:r>
           </w:p>
@@ -822,107 +658,55 @@
       </w:tr>
       <w:tr>
         <w:tc>
-          <w:tcPr>
-            <w:tcMar>
-              <w:top w:w="40" w:type="dxa"/>
-              <w:bottom w:w="40" w:type="dxa"/>
-              <w:left w:w="60" w:type="dxa"/>
-              <w:right w:w="60" w:type="dxa"/>
-            </w:tcMar>
-          </w:tcPr>
+          <w:tcPr/>
           <w:p>
             <w:pPr>
               <w:pStyle w:val="Compact"/>
-              <w:spacing w:before="0" w:after="40" w:line="264" w:lineRule="auto"/>
               <w:jc w:val="left"/>
             </w:pPr>
             <w:r>
-              <w:rPr>
-                <w:rFonts w:ascii="Calibri" w:hAnsi="Calibri"/>
-                <w:sz w:val="18"/>
-              </w:rPr>
               <w:t xml:space="preserve">Methods</w:t>
             </w:r>
           </w:p>
         </w:tc>
         <w:tc>
-          <w:tcPr>
-            <w:tcMar>
-              <w:top w:w="40" w:type="dxa"/>
-              <w:bottom w:w="40" w:type="dxa"/>
-              <w:left w:w="60" w:type="dxa"/>
-              <w:right w:w="60" w:type="dxa"/>
-            </w:tcMar>
-          </w:tcPr>
+          <w:tcPr/>
           <w:p>
             <w:pPr>
               <w:pStyle w:val="Compact"/>
-              <w:spacing w:before="0" w:after="40" w:line="264" w:lineRule="auto"/>
               <w:jc w:val="left"/>
             </w:pPr>
             <w:r>
-              <w:rPr>
-                <w:rFonts w:ascii="Calibri" w:hAnsi="Calibri"/>
-                <w:sz w:val="18"/>
-              </w:rPr>
               <w:t xml:space="preserve">Seed/</w:t>
             </w:r>
             <w:r>
               <w:rPr>
                 <w:rStyle w:val="VerbatimChar"/>
-                <w:rFonts w:ascii="Calibri" w:hAnsi="Calibri"/>
-                <w:sz w:val="18"/>
               </w:rPr>
               <w:t xml:space="preserve">createPolicy</w:t>
             </w:r>
             <w:r>
-              <w:rPr>
-                <w:rFonts w:ascii="Calibri" w:hAnsi="Calibri"/>
-                <w:sz w:val="18"/>
-              </w:rPr>
               <w:t xml:space="preserve">; reuse</w:t>
             </w:r>
             <w:r>
-              <w:rPr>
-                <w:rFonts w:ascii="Calibri" w:hAnsi="Calibri"/>
-                <w:sz w:val="18"/>
-              </w:rPr>
               <w:t xml:space="preserve"> </w:t>
             </w:r>
             <w:r>
               <w:rPr>
                 <w:rStyle w:val="VerbatimChar"/>
-                <w:rFonts w:ascii="Calibri" w:hAnsi="Calibri"/>
-                <w:sz w:val="18"/>
               </w:rPr>
               <w:t xml:space="preserve">getActivePolicy('LOAN')</w:t>
             </w:r>
             <w:r>
-              <w:rPr>
-                <w:rFonts w:ascii="Calibri" w:hAnsi="Calibri"/>
-                <w:sz w:val="18"/>
-              </w:rPr>
               <w:t xml:space="preserve"> </w:t>
             </w:r>
             <w:r>
-              <w:rPr>
-                <w:rFonts w:ascii="Calibri" w:hAnsi="Calibri"/>
-                <w:sz w:val="18"/>
-              </w:rPr>
               <w:t xml:space="preserve">+ dialog</w:t>
             </w:r>
             <w:r>
-              <w:rPr>
-                <w:rFonts w:ascii="Calibri" w:hAnsi="Calibri"/>
-                <w:sz w:val="18"/>
-              </w:rPr>
               <w:t xml:space="preserve"> </w:t>
             </w:r>
             <w:r>
-              <w:rPr>
-                <w:rFonts w:ascii="Calibri" w:hAnsi="Calibri"/>
-                <w:sz w:val="18"/>
-              </w:rPr>
               <w:t xml:space="preserve">pattern from Current</w:t>
             </w:r>
           </w:p>
@@ -930,93 +714,47 @@
       </w:tr>
       <w:tr>
         <w:tc>
-          <w:tcPr>
-            <w:tcMar>
-              <w:top w:w="40" w:type="dxa"/>
-              <w:bottom w:w="40" w:type="dxa"/>
-              <w:left w:w="60" w:type="dxa"/>
-              <w:right w:w="60" w:type="dxa"/>
-            </w:tcMar>
-          </w:tcPr>
+          <w:tcPr/>
           <w:p>
             <w:pPr>
               <w:pStyle w:val="Compact"/>
-              <w:spacing w:before="0" w:after="40" w:line="264" w:lineRule="auto"/>
               <w:jc w:val="left"/>
             </w:pPr>
             <w:r>
-              <w:rPr>
-                <w:rFonts w:ascii="Calibri" w:hAnsi="Calibri"/>
-                <w:sz w:val="18"/>
-              </w:rPr>
               <w:t xml:space="preserve">Impact</w:t>
             </w:r>
           </w:p>
         </w:tc>
         <w:tc>
-          <w:tcPr>
-            <w:tcMar>
-              <w:top w:w="40" w:type="dxa"/>
-              <w:bottom w:w="40" w:type="dxa"/>
-              <w:left w:w="60" w:type="dxa"/>
-              <w:right w:w="60" w:type="dxa"/>
-            </w:tcMar>
-          </w:tcPr>
+          <w:tcPr/>
           <w:p>
             <w:pPr>
               <w:pStyle w:val="Compact"/>
-              <w:spacing w:before="0" w:after="40" w:line="264" w:lineRule="auto"/>
               <w:jc w:val="left"/>
             </w:pPr>
             <w:r>
-              <w:rPr>
-                <w:rFonts w:ascii="Calibri" w:hAnsi="Calibri"/>
-                <w:sz w:val="18"/>
-              </w:rPr>
               <w:t xml:space="preserve">Still</w:t>
             </w:r>
             <w:r>
-              <w:rPr>
-                <w:rFonts w:ascii="Calibri" w:hAnsi="Calibri"/>
-                <w:sz w:val="18"/>
-              </w:rPr>
               <w:t xml:space="preserve"> </w:t>
             </w:r>
             <w:r>
               <w:rPr>
-                <w:rFonts w:ascii="Calibri" w:hAnsi="Calibri"/>
                 <w:b/>
                 <w:bCs/>
-                <w:sz w:val="18"/>
               </w:rPr>
               <w:t xml:space="preserve">not</w:t>
             </w:r>
             <w:r>
-              <w:rPr>
-                <w:rFonts w:ascii="Calibri" w:hAnsi="Calibri"/>
-                <w:sz w:val="18"/>
-              </w:rPr>
               <w:t xml:space="preserve"> </w:t>
             </w:r>
             <w:r>
-              <w:rPr>
-                <w:rFonts w:ascii="Calibri" w:hAnsi="Calibri"/>
-                <w:sz w:val="18"/>
-              </w:rPr>
               <w:t xml:space="preserve">a loan product —</w:t>
             </w:r>
             <w:r>
-              <w:rPr>
-                <w:rFonts w:ascii="Calibri" w:hAnsi="Calibri"/>
-                <w:sz w:val="18"/>
-              </w:rPr>
               <w:t xml:space="preserve"> </w:t>
             </w:r>
             <w:r>
-              <w:rPr>
-                <w:rFonts w:ascii="Calibri" w:hAnsi="Calibri"/>
-                <w:sz w:val="18"/>
-              </w:rPr>
               <w:t xml:space="preserve">balances only</w:t>
             </w:r>
           </w:p>
@@ -1036,17 +774,9 @@
     <w:tbl>
       <w:tblPr>
         <w:tblStyle w:val="Table"/>
-        <w:tblW w:type="pct" w:w="5000"/>
-        <w:tblLayout w:type="autofit"/>
+        <w:tblW w:type="pct" w:w="4236"/>
+        <w:tblLayout w:type="fixed"/>
         <w:tblLook w:firstRow="1" w:lastRow="0" w:firstColumn="0" w:lastColumn="0" w:noHBand="0" w:noVBand="0" w:val="0020"/>
-        <w:tblBorders>
-          <w:top w:val="single" w:sz="4" w:space="0" w:color="CBD5E0"/>
-          <w:left w:val="single" w:sz="4" w:space="0" w:color="CBD5E0"/>
-          <w:bottom w:val="single" w:sz="4" w:space="0" w:color="CBD5E0"/>
-          <w:right w:val="single" w:sz="4" w:space="0" w:color="CBD5E0"/>
-          <w:insideH w:val="single" w:sz="4" w:space="0" w:color="CBD5E0"/>
-          <w:insideV w:val="single" w:sz="4" w:space="0" w:color="CBD5E0"/>
-        </w:tblBorders>
       </w:tblPr>
       <w:tblGrid>
         <w:gridCol w:w="2860"/>
@@ -1057,55 +787,25 @@
           <w:tblHeader w:val="on"/>
         </w:trPr>
         <w:tc>
-          <w:tcPr>
-            <w:tcMar>
-              <w:top w:w="40" w:type="dxa"/>
-              <w:bottom w:w="40" w:type="dxa"/>
-              <w:left w:w="60" w:type="dxa"/>
-              <w:right w:w="60" w:type="dxa"/>
-            </w:tcMar>
-            <w:shd w:fill="1A365D" w:val="clear"/>
-          </w:tcPr>
+          <w:tcPr/>
           <w:p>
             <w:pPr>
               <w:pStyle w:val="Compact"/>
-              <w:spacing w:before="0" w:after="40" w:line="264" w:lineRule="auto"/>
               <w:jc w:val="left"/>
             </w:pPr>
             <w:r>
-              <w:rPr>
-                <w:rFonts w:ascii="Calibri" w:hAnsi="Calibri"/>
-                <w:b/>
-                <w:color w:val="FFFFFF"/>
-                <w:sz w:val="18"/>
-              </w:rPr>
               <w:t xml:space="preserve">Item</w:t>
             </w:r>
           </w:p>
         </w:tc>
         <w:tc>
-          <w:tcPr>
-            <w:tcMar>
-              <w:top w:w="40" w:type="dxa"/>
-              <w:bottom w:w="40" w:type="dxa"/>
-              <w:left w:w="60" w:type="dxa"/>
-              <w:right w:w="60" w:type="dxa"/>
-            </w:tcMar>
-            <w:shd w:fill="1A365D" w:val="clear"/>
-          </w:tcPr>
+          <w:tcPr/>
           <w:p>
             <w:pPr>
               <w:pStyle w:val="Compact"/>
-              <w:spacing w:before="0" w:after="40" w:line="264" w:lineRule="auto"/>
               <w:jc w:val="left"/>
             </w:pPr>
             <w:r>
-              <w:rPr>
-                <w:rFonts w:ascii="Calibri" w:hAnsi="Calibri"/>
-                <w:b/>
-                <w:color w:val="FFFFFF"/>
-                <w:sz w:val="18"/>
-              </w:rPr>
               <w:t xml:space="preserve">Detail</w:t>
             </w:r>
           </w:p>
@@ -1113,85 +813,43 @@
       </w:tr>
       <w:tr>
         <w:tc>
-          <w:tcPr>
-            <w:tcMar>
-              <w:top w:w="40" w:type="dxa"/>
-              <w:bottom w:w="40" w:type="dxa"/>
-              <w:left w:w="60" w:type="dxa"/>
-              <w:right w:w="60" w:type="dxa"/>
-            </w:tcMar>
-          </w:tcPr>
+          <w:tcPr/>
           <w:p>
             <w:pPr>
               <w:pStyle w:val="Compact"/>
-              <w:spacing w:before="0" w:after="40" w:line="264" w:lineRule="auto"/>
               <w:jc w:val="left"/>
             </w:pPr>
             <w:r>
-              <w:rPr>
-                <w:rFonts w:ascii="Calibri" w:hAnsi="Calibri"/>
-                <w:sz w:val="18"/>
-              </w:rPr>
               <w:t xml:space="preserve">Files</w:t>
             </w:r>
           </w:p>
         </w:tc>
         <w:tc>
-          <w:tcPr>
-            <w:tcMar>
-              <w:top w:w="40" w:type="dxa"/>
-              <w:bottom w:w="40" w:type="dxa"/>
-              <w:left w:w="60" w:type="dxa"/>
-              <w:right w:w="60" w:type="dxa"/>
-            </w:tcMar>
-          </w:tcPr>
+          <w:tcPr/>
           <w:p>
             <w:pPr>
               <w:pStyle w:val="Compact"/>
-              <w:spacing w:before="0" w:after="40" w:line="264" w:lineRule="auto"/>
               <w:jc w:val="left"/>
             </w:pPr>
             <w:r>
-              <w:rPr>
-                <w:rFonts w:ascii="Calibri" w:hAnsi="Calibri"/>
-                <w:sz w:val="18"/>
-              </w:rPr>
               <w:t xml:space="preserve">New</w:t>
             </w:r>
             <w:r>
-              <w:rPr>
-                <w:rFonts w:ascii="Calibri" w:hAnsi="Calibri"/>
-                <w:sz w:val="18"/>
-              </w:rPr>
               <w:t xml:space="preserve"> </w:t>
             </w:r>
             <w:r>
               <w:rPr>
                 <w:rStyle w:val="VerbatimChar"/>
-                <w:rFonts w:ascii="Calibri" w:hAnsi="Calibri"/>
-                <w:sz w:val="18"/>
               </w:rPr>
               <w:t xml:space="preserve">com/bankone/loan/**</w:t>
             </w:r>
             <w:r>
-              <w:rPr>
-                <w:rFonts w:ascii="Calibri" w:hAnsi="Calibri"/>
-                <w:sz w:val="18"/>
-              </w:rPr>
               <w:t xml:space="preserve">;</w:t>
             </w:r>
             <w:r>
-              <w:rPr>
-                <w:rFonts w:ascii="Calibri" w:hAnsi="Calibri"/>
-                <w:sz w:val="18"/>
-              </w:rPr>
               <w:t xml:space="preserve"> </w:t>
             </w:r>
             <w:r>
-              <w:rPr>
-                <w:rFonts w:ascii="Calibri" w:hAnsi="Calibri"/>
-                <w:sz w:val="18"/>
-              </w:rPr>
               <w:t xml:space="preserve">SecurityConfig; Angular features</w:t>
             </w:r>
           </w:p>
@@ -1199,91 +857,43 @@
       </w:tr>
       <w:tr>
         <w:tc>
-          <w:tcPr>
-            <w:tcMar>
-              <w:top w:w="40" w:type="dxa"/>
-              <w:bottom w:w="40" w:type="dxa"/>
-              <w:left w:w="60" w:type="dxa"/>
-              <w:right w:w="60" w:type="dxa"/>
-            </w:tcMar>
-          </w:tcPr>
+          <w:tcPr/>
           <w:p>
             <w:pPr>
               <w:pStyle w:val="Compact"/>
-              <w:spacing w:before="0" w:after="40" w:line="264" w:lineRule="auto"/>
               <w:jc w:val="left"/>
             </w:pPr>
             <w:r>
-              <w:rPr>
-                <w:rFonts w:ascii="Calibri" w:hAnsi="Calibri"/>
-                <w:sz w:val="18"/>
-              </w:rPr>
               <w:t xml:space="preserve">Impact</w:t>
             </w:r>
           </w:p>
         </w:tc>
         <w:tc>
-          <w:tcPr>
-            <w:tcMar>
-              <w:top w:w="40" w:type="dxa"/>
-              <w:bottom w:w="40" w:type="dxa"/>
-              <w:left w:w="60" w:type="dxa"/>
-              <w:right w:w="60" w:type="dxa"/>
-            </w:tcMar>
-          </w:tcPr>
+          <w:tcPr/>
           <w:p>
             <w:pPr>
               <w:pStyle w:val="Compact"/>
-              <w:spacing w:before="0" w:after="40" w:line="264" w:lineRule="auto"/>
               <w:jc w:val="left"/>
             </w:pPr>
             <w:r>
-              <w:rPr>
-                <w:rFonts w:ascii="Calibri" w:hAnsi="Calibri"/>
-                <w:sz w:val="18"/>
-              </w:rPr>
               <w:t xml:space="preserve">Transaction</w:t>
             </w:r>
             <w:r>
-              <w:rPr>
-                <w:rFonts w:ascii="Calibri" w:hAnsi="Calibri"/>
-                <w:sz w:val="18"/>
-              </w:rPr>
               <w:t xml:space="preserve"> </w:t>
             </w:r>
             <w:r>
-              <w:rPr>
-                <w:rFonts w:ascii="Calibri" w:hAnsi="Calibri"/>
-                <w:sz w:val="18"/>
-              </w:rPr>
               <w:t xml:space="preserve">disbursement/repayment; Reports;</w:t>
             </w:r>
             <w:r>
-              <w:rPr>
-                <w:rFonts w:ascii="Calibri" w:hAnsi="Calibri"/>
-                <w:sz w:val="18"/>
-              </w:rPr>
               <w:t xml:space="preserve"> </w:t>
             </w:r>
             <w:r>
-              <w:rPr>
-                <w:rFonts w:ascii="Calibri" w:hAnsi="Calibri"/>
-                <w:sz w:val="18"/>
-              </w:rPr>
               <w:t xml:space="preserve">Audit; Account may hold</w:t>
             </w:r>
             <w:r>
-              <w:rPr>
-                <w:rFonts w:ascii="Calibri" w:hAnsi="Calibri"/>
-                <w:sz w:val="18"/>
-              </w:rPr>
               <w:t xml:space="preserve"> </w:t>
             </w:r>
             <w:r>
-              <w:rPr>
-                <w:rFonts w:ascii="Calibri" w:hAnsi="Calibri"/>
-                <w:sz w:val="18"/>
-              </w:rPr>
               <w:t xml:space="preserve">disbursement account only</w:t>
             </w:r>
           </w:p>

--- a/docs/MODULES/Loan.docx
+++ b/docs/MODULES/Loan.docx
@@ -31,6 +31,8 @@
     <w:p>
       <w:pPr>
         <w:pStyle w:val="FirstParagraph"/>
+        <w:spacing w:after="160" w:line="276" w:lineRule="auto"/>
+        <w:jc w:val="left"/>
       </w:pPr>
       <w:r>
         <w:t xml:space="preserve">Full loan product (sanction, disbursement, EMI, interest, collateral) is</w:t>
@@ -131,6 +133,8 @@
     <w:p>
       <w:pPr>
         <w:pStyle w:val="FirstParagraph"/>
+        <w:spacing w:after="160" w:line="276" w:lineRule="auto"/>
+        <w:jc w:val="left"/>
       </w:pPr>
       <w:r>
         <w:t xml:space="preserve">Eventually manage lending products separately from deposit accounts</w:t>
@@ -161,6 +165,8 @@
     <w:p>
       <w:pPr>
         <w:pStyle w:val="FirstParagraph"/>
+        <w:spacing w:after="160" w:line="276" w:lineRule="auto"/>
+        <w:jc w:val="left"/>
       </w:pPr>
       <w:r>
         <w:t xml:space="preserve">Today: Customer detail → Add Loan Account may attempt open; likely fails</w:t>
@@ -191,6 +197,8 @@
     <w:p>
       <w:pPr>
         <w:pStyle w:val="FirstParagraph"/>
+        <w:spacing w:after="160" w:line="276" w:lineRule="auto"/>
+        <w:jc w:val="left"/>
       </w:pPr>
       <w:r>
         <w:t xml:space="preserve">Today reuses Account open flow with</w:t>
@@ -221,6 +229,8 @@
     <w:p>
       <w:pPr>
         <w:pStyle w:val="FirstParagraph"/>
+        <w:spacing w:after="160" w:line="276" w:lineRule="auto"/>
+        <w:jc w:val="left"/>
       </w:pPr>
       <w:r>
         <w:t xml:space="preserve">None dedicated. Uses</w:t>
@@ -254,6 +264,8 @@
     <w:p>
       <w:pPr>
         <w:pStyle w:val="FirstParagraph"/>
+        <w:spacing w:after="160" w:line="276" w:lineRule="auto"/>
+        <w:jc w:val="left"/>
       </w:pPr>
       <w:r>
         <w:t xml:space="preserve">None loan-specific; uses</w:t>
@@ -281,6 +293,8 @@
     <w:p>
       <w:pPr>
         <w:pStyle w:val="FirstParagraph"/>
+        <w:spacing w:after="160" w:line="276" w:lineRule="auto"/>
+        <w:jc w:val="left"/>
       </w:pPr>
       <w:r>
         <w:t xml:space="preserve">None under a loan package. Account classes apply.</w:t>
@@ -299,6 +313,8 @@
     <w:p>
       <w:pPr>
         <w:pStyle w:val="FirstParagraph"/>
+        <w:spacing w:after="160" w:line="276" w:lineRule="auto"/>
+        <w:jc w:val="left"/>
       </w:pPr>
       <w:r>
         <w:t xml:space="preserve">Account policy required for open —</w:t>
@@ -339,6 +355,8 @@
     <w:p>
       <w:pPr>
         <w:pStyle w:val="FirstParagraph"/>
+        <w:spacing w:after="160" w:line="276" w:lineRule="auto"/>
+        <w:jc w:val="left"/>
       </w:pPr>
       <w:r>
         <w:t xml:space="preserve">Same as accounts when using account APIs</w:t>
@@ -357,6 +375,8 @@
     <w:p>
       <w:pPr>
         <w:pStyle w:val="FirstParagraph"/>
+        <w:spacing w:after="160" w:line="276" w:lineRule="auto"/>
+        <w:jc w:val="left"/>
       </w:pPr>
       <w:r>
         <w:t xml:space="preserve">Same as Account module</w:t>
@@ -379,6 +399,8 @@
           <w:ilvl w:val="0"/>
           <w:numId w:val="1001"/>
         </w:numPr>
+        <w:spacing w:after="160" w:line="276" w:lineRule="auto"/>
+        <w:jc w:val="left"/>
       </w:pPr>
       <w:r>
         <w:t xml:space="preserve">Document failure without policy</w:t>
@@ -391,6 +413,8 @@
           <w:ilvl w:val="0"/>
           <w:numId w:val="1001"/>
         </w:numPr>
+        <w:spacing w:after="160" w:line="276" w:lineRule="auto"/>
+        <w:jc w:val="left"/>
       </w:pPr>
       <w:r>
         <w:t xml:space="preserve">After</w:t>
@@ -430,6 +454,8 @@
     <w:p>
       <w:pPr>
         <w:pStyle w:val="FirstParagraph"/>
+        <w:spacing w:after="160" w:line="276" w:lineRule="auto"/>
+        <w:jc w:val="left"/>
       </w:pPr>
       <w:r>
         <w:t xml:space="preserve">Do not overload</w:t>
@@ -484,6 +510,10 @@
       </w:r>
     </w:p>
     <w:p>
+      <w:pPr>
+        <w:spacing w:after="160" w:line="276" w:lineRule="auto"/>
+        <w:jc w:val="left"/>
+      </w:pPr>
       <w:r>
         <w:pict>
           <v:rect style="width:0;height:1.5pt" o:hralign="center" o:hrstd="t" o:hr="t"/>
@@ -513,9 +543,17 @@
     <w:tbl>
       <w:tblPr>
         <w:tblStyle w:val="Table"/>
-        <w:tblW w:type="pct" w:w="4236"/>
-        <w:tblLayout w:type="fixed"/>
+        <w:tblW w:type="pct" w:w="5000"/>
+        <w:tblLayout w:type="autofit"/>
         <w:tblLook w:firstRow="1" w:lastRow="0" w:firstColumn="0" w:lastColumn="0" w:noHBand="0" w:noVBand="0" w:val="0020"/>
+        <w:tblBorders>
+          <w:top w:val="single" w:sz="4" w:space="0" w:color="CBD5E0"/>
+          <w:left w:val="single" w:sz="4" w:space="0" w:color="CBD5E0"/>
+          <w:bottom w:val="single" w:sz="4" w:space="0" w:color="CBD5E0"/>
+          <w:right w:val="single" w:sz="4" w:space="0" w:color="CBD5E0"/>
+          <w:insideH w:val="single" w:sz="4" w:space="0" w:color="CBD5E0"/>
+          <w:insideV w:val="single" w:sz="4" w:space="0" w:color="CBD5E0"/>
+        </w:tblBorders>
       </w:tblPr>
       <w:tblGrid>
         <w:gridCol w:w="2860"/>
@@ -526,25 +564,67 @@
           <w:tblHeader w:val="on"/>
         </w:trPr>
         <w:tc>
-          <w:tcPr/>
+          <w:tcPr>
+            <w:tcMar>
+              <w:top w:w="40" w:type="dxa"/>
+              <w:bottom w:w="40" w:type="dxa"/>
+              <w:left w:w="60" w:type="dxa"/>
+              <w:right w:w="60" w:type="dxa"/>
+            </w:tcMar>
+            <w:shd w:fill="1A365D" w:val="clear"/>
+            <w:tcMar>
+              <w:top w:w="40" w:type="dxa"/>
+              <w:bottom w:w="40" w:type="dxa"/>
+              <w:left w:w="60" w:type="dxa"/>
+              <w:right w:w="60" w:type="dxa"/>
+            </w:tcMar>
+          </w:tcPr>
           <w:p>
             <w:pPr>
               <w:pStyle w:val="Compact"/>
+              <w:spacing w:before="0" w:after="40" w:line="264" w:lineRule="auto"/>
               <w:jc w:val="left"/>
             </w:pPr>
             <w:r>
+              <w:rPr>
+                <w:rFonts w:ascii="Calibri" w:hAnsi="Calibri"/>
+                <w:b/>
+                <w:color w:val="FFFFFF"/>
+                <w:sz w:val="18"/>
+              </w:rPr>
               <w:t xml:space="preserve">Item</w:t>
             </w:r>
           </w:p>
         </w:tc>
         <w:tc>
-          <w:tcPr/>
+          <w:tcPr>
+            <w:tcMar>
+              <w:top w:w="40" w:type="dxa"/>
+              <w:bottom w:w="40" w:type="dxa"/>
+              <w:left w:w="60" w:type="dxa"/>
+              <w:right w:w="60" w:type="dxa"/>
+            </w:tcMar>
+            <w:shd w:fill="1A365D" w:val="clear"/>
+            <w:tcMar>
+              <w:top w:w="40" w:type="dxa"/>
+              <w:bottom w:w="40" w:type="dxa"/>
+              <w:left w:w="60" w:type="dxa"/>
+              <w:right w:w="60" w:type="dxa"/>
+            </w:tcMar>
+          </w:tcPr>
           <w:p>
             <w:pPr>
               <w:pStyle w:val="Compact"/>
+              <w:spacing w:before="0" w:after="40" w:line="264" w:lineRule="auto"/>
               <w:jc w:val="left"/>
             </w:pPr>
             <w:r>
+              <w:rPr>
+                <w:rFonts w:ascii="Calibri" w:hAnsi="Calibri"/>
+                <w:b/>
+                <w:color w:val="FFFFFF"/>
+                <w:sz w:val="18"/>
+              </w:rPr>
               <w:t xml:space="preserve">Detail</w:t>
             </w:r>
           </w:p>
@@ -552,55 +632,119 @@
       </w:tr>
       <w:tr>
         <w:tc>
-          <w:tcPr/>
+          <w:tcPr>
+            <w:tcMar>
+              <w:top w:w="40" w:type="dxa"/>
+              <w:bottom w:w="40" w:type="dxa"/>
+              <w:left w:w="60" w:type="dxa"/>
+              <w:right w:w="60" w:type="dxa"/>
+            </w:tcMar>
+            <w:tcMar>
+              <w:top w:w="40" w:type="dxa"/>
+              <w:bottom w:w="40" w:type="dxa"/>
+              <w:left w:w="60" w:type="dxa"/>
+              <w:right w:w="60" w:type="dxa"/>
+            </w:tcMar>
+          </w:tcPr>
           <w:p>
             <w:pPr>
               <w:pStyle w:val="Compact"/>
+              <w:spacing w:before="0" w:after="40" w:line="264" w:lineRule="auto"/>
               <w:jc w:val="left"/>
             </w:pPr>
             <w:r>
+              <w:rPr>
+                <w:rFonts w:ascii="Calibri" w:hAnsi="Calibri"/>
+                <w:sz w:val="18"/>
+              </w:rPr>
               <w:t xml:space="preserve">Files</w:t>
             </w:r>
           </w:p>
         </w:tc>
         <w:tc>
-          <w:tcPr/>
+          <w:tcPr>
+            <w:tcMar>
+              <w:top w:w="40" w:type="dxa"/>
+              <w:bottom w:w="40" w:type="dxa"/>
+              <w:left w:w="60" w:type="dxa"/>
+              <w:right w:w="60" w:type="dxa"/>
+            </w:tcMar>
+            <w:tcMar>
+              <w:top w:w="40" w:type="dxa"/>
+              <w:bottom w:w="40" w:type="dxa"/>
+              <w:left w:w="60" w:type="dxa"/>
+              <w:right w:w="60" w:type="dxa"/>
+            </w:tcMar>
+          </w:tcPr>
           <w:p>
             <w:pPr>
               <w:pStyle w:val="Compact"/>
+              <w:spacing w:before="0" w:after="40" w:line="264" w:lineRule="auto"/>
               <w:jc w:val="left"/>
             </w:pPr>
             <w:r>
               <w:rPr>
                 <w:rStyle w:val="VerbatimChar"/>
+                <w:rFonts w:ascii="Calibri" w:hAnsi="Calibri"/>
+                <w:sz w:val="18"/>
               </w:rPr>
               <w:t xml:space="preserve">AccountPolicyInitializer.java</w:t>
             </w:r>
             <w:r>
+              <w:rPr>
+                <w:rFonts w:ascii="Calibri" w:hAnsi="Calibri"/>
+                <w:sz w:val="18"/>
+              </w:rPr>
               <w:t xml:space="preserve"> </w:t>
             </w:r>
             <w:r>
+              <w:rPr>
+                <w:rFonts w:ascii="Calibri" w:hAnsi="Calibri"/>
+                <w:sz w:val="18"/>
+              </w:rPr>
               <w:t xml:space="preserve">or</w:t>
             </w:r>
             <w:r>
+              <w:rPr>
+                <w:rFonts w:ascii="Calibri" w:hAnsi="Calibri"/>
+                <w:sz w:val="18"/>
+              </w:rPr>
               <w:t xml:space="preserve"> </w:t>
             </w:r>
             <w:r>
+              <w:rPr>
+                <w:rFonts w:ascii="Calibri" w:hAnsi="Calibri"/>
+                <w:sz w:val="18"/>
+              </w:rPr>
               <w:t xml:space="preserve">POST policy;</w:t>
             </w:r>
             <w:r>
+              <w:rPr>
+                <w:rFonts w:ascii="Calibri" w:hAnsi="Calibri"/>
+                <w:sz w:val="18"/>
+              </w:rPr>
               <w:t xml:space="preserve"> </w:t>
             </w:r>
             <w:r>
               <w:rPr>
                 <w:rStyle w:val="VerbatimChar"/>
+                <w:rFonts w:ascii="Calibri" w:hAnsi="Calibri"/>
+                <w:sz w:val="18"/>
               </w:rPr>
               <w:t xml:space="preserve">customer-detail.ts</w:t>
             </w:r>
             <w:r>
+              <w:rPr>
+                <w:rFonts w:ascii="Calibri" w:hAnsi="Calibri"/>
+                <w:sz w:val="18"/>
+              </w:rPr>
               <w:t xml:space="preserve"> </w:t>
             </w:r>
             <w:r>
+              <w:rPr>
+                <w:rFonts w:ascii="Calibri" w:hAnsi="Calibri"/>
+                <w:sz w:val="18"/>
+              </w:rPr>
               <w:t xml:space="preserve">(opening deposit dialog)</w:t>
             </w:r>
           </w:p>
@@ -608,49 +752,105 @@
       </w:tr>
       <w:tr>
         <w:tc>
-          <w:tcPr/>
+          <w:tcPr>
+            <w:tcMar>
+              <w:top w:w="40" w:type="dxa"/>
+              <w:bottom w:w="40" w:type="dxa"/>
+              <w:left w:w="60" w:type="dxa"/>
+              <w:right w:w="60" w:type="dxa"/>
+            </w:tcMar>
+            <w:tcMar>
+              <w:top w:w="40" w:type="dxa"/>
+              <w:bottom w:w="40" w:type="dxa"/>
+              <w:left w:w="60" w:type="dxa"/>
+              <w:right w:w="60" w:type="dxa"/>
+            </w:tcMar>
+          </w:tcPr>
           <w:p>
             <w:pPr>
               <w:pStyle w:val="Compact"/>
+              <w:spacing w:before="0" w:after="40" w:line="264" w:lineRule="auto"/>
               <w:jc w:val="left"/>
             </w:pPr>
             <w:r>
+              <w:rPr>
+                <w:rFonts w:ascii="Calibri" w:hAnsi="Calibri"/>
+                <w:sz w:val="18"/>
+              </w:rPr>
               <w:t xml:space="preserve">Classes</w:t>
             </w:r>
           </w:p>
         </w:tc>
         <w:tc>
-          <w:tcPr/>
+          <w:tcPr>
+            <w:tcMar>
+              <w:top w:w="40" w:type="dxa"/>
+              <w:bottom w:w="40" w:type="dxa"/>
+              <w:left w:w="60" w:type="dxa"/>
+              <w:right w:w="60" w:type="dxa"/>
+            </w:tcMar>
+            <w:tcMar>
+              <w:top w:w="40" w:type="dxa"/>
+              <w:bottom w:w="40" w:type="dxa"/>
+              <w:left w:w="60" w:type="dxa"/>
+              <w:right w:w="60" w:type="dxa"/>
+            </w:tcMar>
+          </w:tcPr>
           <w:p>
             <w:pPr>
               <w:pStyle w:val="Compact"/>
+              <w:spacing w:before="0" w:after="40" w:line="264" w:lineRule="auto"/>
               <w:jc w:val="left"/>
             </w:pPr>
             <w:r>
               <w:rPr>
                 <w:rStyle w:val="VerbatimChar"/>
+                <w:rFonts w:ascii="Calibri" w:hAnsi="Calibri"/>
+                <w:sz w:val="18"/>
               </w:rPr>
               <w:t xml:space="preserve">AccountPolicyInitializer</w:t>
             </w:r>
             <w:r>
+              <w:rPr>
+                <w:rFonts w:ascii="Calibri" w:hAnsi="Calibri"/>
+                <w:sz w:val="18"/>
+              </w:rPr>
               <w:t xml:space="preserve">,</w:t>
             </w:r>
             <w:r>
+              <w:rPr>
+                <w:rFonts w:ascii="Calibri" w:hAnsi="Calibri"/>
+                <w:sz w:val="18"/>
+              </w:rPr>
               <w:t xml:space="preserve"> </w:t>
             </w:r>
             <w:r>
               <w:rPr>
                 <w:rStyle w:val="VerbatimChar"/>
+                <w:rFonts w:ascii="Calibri" w:hAnsi="Calibri"/>
+                <w:sz w:val="18"/>
               </w:rPr>
               <w:t xml:space="preserve">AccountPolicyServiceImpl</w:t>
             </w:r>
             <w:r>
+              <w:rPr>
+                <w:rFonts w:ascii="Calibri" w:hAnsi="Calibri"/>
+                <w:sz w:val="18"/>
+              </w:rPr>
               <w:t xml:space="preserve">, UI</w:t>
             </w:r>
             <w:r>
+              <w:rPr>
+                <w:rFonts w:ascii="Calibri" w:hAnsi="Calibri"/>
+                <w:sz w:val="18"/>
+              </w:rPr>
               <w:t xml:space="preserve"> </w:t>
             </w:r>
             <w:r>
+              <w:rPr>
+                <w:rFonts w:ascii="Calibri" w:hAnsi="Calibri"/>
+                <w:sz w:val="18"/>
+              </w:rPr>
               <w:t xml:space="preserve">detail component</w:t>
             </w:r>
           </w:p>
@@ -658,55 +858,119 @@
       </w:tr>
       <w:tr>
         <w:tc>
-          <w:tcPr/>
+          <w:tcPr>
+            <w:tcMar>
+              <w:top w:w="40" w:type="dxa"/>
+              <w:bottom w:w="40" w:type="dxa"/>
+              <w:left w:w="60" w:type="dxa"/>
+              <w:right w:w="60" w:type="dxa"/>
+            </w:tcMar>
+            <w:tcMar>
+              <w:top w:w="40" w:type="dxa"/>
+              <w:bottom w:w="40" w:type="dxa"/>
+              <w:left w:w="60" w:type="dxa"/>
+              <w:right w:w="60" w:type="dxa"/>
+            </w:tcMar>
+          </w:tcPr>
           <w:p>
             <w:pPr>
               <w:pStyle w:val="Compact"/>
+              <w:spacing w:before="0" w:after="40" w:line="264" w:lineRule="auto"/>
               <w:jc w:val="left"/>
             </w:pPr>
             <w:r>
+              <w:rPr>
+                <w:rFonts w:ascii="Calibri" w:hAnsi="Calibri"/>
+                <w:sz w:val="18"/>
+              </w:rPr>
               <w:t xml:space="preserve">Methods</w:t>
             </w:r>
           </w:p>
         </w:tc>
         <w:tc>
-          <w:tcPr/>
+          <w:tcPr>
+            <w:tcMar>
+              <w:top w:w="40" w:type="dxa"/>
+              <w:bottom w:w="40" w:type="dxa"/>
+              <w:left w:w="60" w:type="dxa"/>
+              <w:right w:w="60" w:type="dxa"/>
+            </w:tcMar>
+            <w:tcMar>
+              <w:top w:w="40" w:type="dxa"/>
+              <w:bottom w:w="40" w:type="dxa"/>
+              <w:left w:w="60" w:type="dxa"/>
+              <w:right w:w="60" w:type="dxa"/>
+            </w:tcMar>
+          </w:tcPr>
           <w:p>
             <w:pPr>
               <w:pStyle w:val="Compact"/>
+              <w:spacing w:before="0" w:after="40" w:line="264" w:lineRule="auto"/>
               <w:jc w:val="left"/>
             </w:pPr>
             <w:r>
+              <w:rPr>
+                <w:rFonts w:ascii="Calibri" w:hAnsi="Calibri"/>
+                <w:sz w:val="18"/>
+              </w:rPr>
               <w:t xml:space="preserve">Seed/</w:t>
             </w:r>
             <w:r>
               <w:rPr>
                 <w:rStyle w:val="VerbatimChar"/>
+                <w:rFonts w:ascii="Calibri" w:hAnsi="Calibri"/>
+                <w:sz w:val="18"/>
               </w:rPr>
               <w:t xml:space="preserve">createPolicy</w:t>
             </w:r>
             <w:r>
+              <w:rPr>
+                <w:rFonts w:ascii="Calibri" w:hAnsi="Calibri"/>
+                <w:sz w:val="18"/>
+              </w:rPr>
               <w:t xml:space="preserve">; reuse</w:t>
             </w:r>
             <w:r>
+              <w:rPr>
+                <w:rFonts w:ascii="Calibri" w:hAnsi="Calibri"/>
+                <w:sz w:val="18"/>
+              </w:rPr>
               <w:t xml:space="preserve"> </w:t>
             </w:r>
             <w:r>
               <w:rPr>
                 <w:rStyle w:val="VerbatimChar"/>
+                <w:rFonts w:ascii="Calibri" w:hAnsi="Calibri"/>
+                <w:sz w:val="18"/>
               </w:rPr>
               <w:t xml:space="preserve">getActivePolicy('LOAN')</w:t>
             </w:r>
             <w:r>
+              <w:rPr>
+                <w:rFonts w:ascii="Calibri" w:hAnsi="Calibri"/>
+                <w:sz w:val="18"/>
+              </w:rPr>
               <w:t xml:space="preserve"> </w:t>
             </w:r>
             <w:r>
+              <w:rPr>
+                <w:rFonts w:ascii="Calibri" w:hAnsi="Calibri"/>
+                <w:sz w:val="18"/>
+              </w:rPr>
               <w:t xml:space="preserve">+ dialog</w:t>
             </w:r>
             <w:r>
+              <w:rPr>
+                <w:rFonts w:ascii="Calibri" w:hAnsi="Calibri"/>
+                <w:sz w:val="18"/>
+              </w:rPr>
               <w:t xml:space="preserve"> </w:t>
             </w:r>
             <w:r>
+              <w:rPr>
+                <w:rFonts w:ascii="Calibri" w:hAnsi="Calibri"/>
+                <w:sz w:val="18"/>
+              </w:rPr>
               <w:t xml:space="preserve">pattern from Current</w:t>
             </w:r>
           </w:p>
@@ -714,47 +978,105 @@
       </w:tr>
       <w:tr>
         <w:tc>
-          <w:tcPr/>
+          <w:tcPr>
+            <w:tcMar>
+              <w:top w:w="40" w:type="dxa"/>
+              <w:bottom w:w="40" w:type="dxa"/>
+              <w:left w:w="60" w:type="dxa"/>
+              <w:right w:w="60" w:type="dxa"/>
+            </w:tcMar>
+            <w:tcMar>
+              <w:top w:w="40" w:type="dxa"/>
+              <w:bottom w:w="40" w:type="dxa"/>
+              <w:left w:w="60" w:type="dxa"/>
+              <w:right w:w="60" w:type="dxa"/>
+            </w:tcMar>
+          </w:tcPr>
           <w:p>
             <w:pPr>
               <w:pStyle w:val="Compact"/>
+              <w:spacing w:before="0" w:after="40" w:line="264" w:lineRule="auto"/>
               <w:jc w:val="left"/>
             </w:pPr>
             <w:r>
+              <w:rPr>
+                <w:rFonts w:ascii="Calibri" w:hAnsi="Calibri"/>
+                <w:sz w:val="18"/>
+              </w:rPr>
               <w:t xml:space="preserve">Impact</w:t>
             </w:r>
           </w:p>
         </w:tc>
         <w:tc>
-          <w:tcPr/>
+          <w:tcPr>
+            <w:tcMar>
+              <w:top w:w="40" w:type="dxa"/>
+              <w:bottom w:w="40" w:type="dxa"/>
+              <w:left w:w="60" w:type="dxa"/>
+              <w:right w:w="60" w:type="dxa"/>
+            </w:tcMar>
+            <w:tcMar>
+              <w:top w:w="40" w:type="dxa"/>
+              <w:bottom w:w="40" w:type="dxa"/>
+              <w:left w:w="60" w:type="dxa"/>
+              <w:right w:w="60" w:type="dxa"/>
+            </w:tcMar>
+          </w:tcPr>
           <w:p>
             <w:pPr>
               <w:pStyle w:val="Compact"/>
+              <w:spacing w:before="0" w:after="40" w:line="264" w:lineRule="auto"/>
               <w:jc w:val="left"/>
             </w:pPr>
             <w:r>
+              <w:rPr>
+                <w:rFonts w:ascii="Calibri" w:hAnsi="Calibri"/>
+                <w:sz w:val="18"/>
+              </w:rPr>
               <w:t xml:space="preserve">Still</w:t>
             </w:r>
             <w:r>
+              <w:rPr>
+                <w:rFonts w:ascii="Calibri" w:hAnsi="Calibri"/>
+                <w:sz w:val="18"/>
+              </w:rPr>
               <w:t xml:space="preserve"> </w:t>
             </w:r>
             <w:r>
               <w:rPr>
+                <w:rFonts w:ascii="Calibri" w:hAnsi="Calibri"/>
                 <w:b/>
                 <w:bCs/>
+                <w:sz w:val="18"/>
               </w:rPr>
               <w:t xml:space="preserve">not</w:t>
             </w:r>
             <w:r>
+              <w:rPr>
+                <w:rFonts w:ascii="Calibri" w:hAnsi="Calibri"/>
+                <w:sz w:val="18"/>
+              </w:rPr>
               <w:t xml:space="preserve"> </w:t>
             </w:r>
             <w:r>
+              <w:rPr>
+                <w:rFonts w:ascii="Calibri" w:hAnsi="Calibri"/>
+                <w:sz w:val="18"/>
+              </w:rPr>
               <w:t xml:space="preserve">a loan product —</w:t>
             </w:r>
             <w:r>
+              <w:rPr>
+                <w:rFonts w:ascii="Calibri" w:hAnsi="Calibri"/>
+                <w:sz w:val="18"/>
+              </w:rPr>
               <w:t xml:space="preserve"> </w:t>
             </w:r>
             <w:r>
+              <w:rPr>
+                <w:rFonts w:ascii="Calibri" w:hAnsi="Calibri"/>
+                <w:sz w:val="18"/>
+              </w:rPr>
               <w:t xml:space="preserve">balances only</w:t>
             </w:r>
           </w:p>
@@ -774,9 +1096,17 @@
     <w:tbl>
       <w:tblPr>
         <w:tblStyle w:val="Table"/>
-        <w:tblW w:type="pct" w:w="4236"/>
-        <w:tblLayout w:type="fixed"/>
+        <w:tblW w:type="pct" w:w="5000"/>
+        <w:tblLayout w:type="autofit"/>
         <w:tblLook w:firstRow="1" w:lastRow="0" w:firstColumn="0" w:lastColumn="0" w:noHBand="0" w:noVBand="0" w:val="0020"/>
+        <w:tblBorders>
+          <w:top w:val="single" w:sz="4" w:space="0" w:color="CBD5E0"/>
+          <w:left w:val="single" w:sz="4" w:space="0" w:color="CBD5E0"/>
+          <w:bottom w:val="single" w:sz="4" w:space="0" w:color="CBD5E0"/>
+          <w:right w:val="single" w:sz="4" w:space="0" w:color="CBD5E0"/>
+          <w:insideH w:val="single" w:sz="4" w:space="0" w:color="CBD5E0"/>
+          <w:insideV w:val="single" w:sz="4" w:space="0" w:color="CBD5E0"/>
+        </w:tblBorders>
       </w:tblPr>
       <w:tblGrid>
         <w:gridCol w:w="2860"/>
@@ -787,25 +1117,67 @@
           <w:tblHeader w:val="on"/>
         </w:trPr>
         <w:tc>
-          <w:tcPr/>
+          <w:tcPr>
+            <w:tcMar>
+              <w:top w:w="40" w:type="dxa"/>
+              <w:bottom w:w="40" w:type="dxa"/>
+              <w:left w:w="60" w:type="dxa"/>
+              <w:right w:w="60" w:type="dxa"/>
+            </w:tcMar>
+            <w:shd w:fill="1A365D" w:val="clear"/>
+            <w:tcMar>
+              <w:top w:w="40" w:type="dxa"/>
+              <w:bottom w:w="40" w:type="dxa"/>
+              <w:left w:w="60" w:type="dxa"/>
+              <w:right w:w="60" w:type="dxa"/>
+            </w:tcMar>
+          </w:tcPr>
           <w:p>
             <w:pPr>
               <w:pStyle w:val="Compact"/>
+              <w:spacing w:before="0" w:after="40" w:line="264" w:lineRule="auto"/>
               <w:jc w:val="left"/>
             </w:pPr>
             <w:r>
+              <w:rPr>
+                <w:rFonts w:ascii="Calibri" w:hAnsi="Calibri"/>
+                <w:b/>
+                <w:color w:val="FFFFFF"/>
+                <w:sz w:val="18"/>
+              </w:rPr>
               <w:t xml:space="preserve">Item</w:t>
             </w:r>
           </w:p>
         </w:tc>
         <w:tc>
-          <w:tcPr/>
+          <w:tcPr>
+            <w:tcMar>
+              <w:top w:w="40" w:type="dxa"/>
+              <w:bottom w:w="40" w:type="dxa"/>
+              <w:left w:w="60" w:type="dxa"/>
+              <w:right w:w="60" w:type="dxa"/>
+            </w:tcMar>
+            <w:shd w:fill="1A365D" w:val="clear"/>
+            <w:tcMar>
+              <w:top w:w="40" w:type="dxa"/>
+              <w:bottom w:w="40" w:type="dxa"/>
+              <w:left w:w="60" w:type="dxa"/>
+              <w:right w:w="60" w:type="dxa"/>
+            </w:tcMar>
+          </w:tcPr>
           <w:p>
             <w:pPr>
               <w:pStyle w:val="Compact"/>
+              <w:spacing w:before="0" w:after="40" w:line="264" w:lineRule="auto"/>
               <w:jc w:val="left"/>
             </w:pPr>
             <w:r>
+              <w:rPr>
+                <w:rFonts w:ascii="Calibri" w:hAnsi="Calibri"/>
+                <w:b/>
+                <w:color w:val="FFFFFF"/>
+                <w:sz w:val="18"/>
+              </w:rPr>
               <w:t xml:space="preserve">Detail</w:t>
             </w:r>
           </w:p>
@@ -813,43 +1185,97 @@
       </w:tr>
       <w:tr>
         <w:tc>
-          <w:tcPr/>
+          <w:tcPr>
+            <w:tcMar>
+              <w:top w:w="40" w:type="dxa"/>
+              <w:bottom w:w="40" w:type="dxa"/>
+              <w:left w:w="60" w:type="dxa"/>
+              <w:right w:w="60" w:type="dxa"/>
+            </w:tcMar>
+            <w:tcMar>
+              <w:top w:w="40" w:type="dxa"/>
+              <w:bottom w:w="40" w:type="dxa"/>
+              <w:left w:w="60" w:type="dxa"/>
+              <w:right w:w="60" w:type="dxa"/>
+            </w:tcMar>
+          </w:tcPr>
           <w:p>
             <w:pPr>
               <w:pStyle w:val="Compact"/>
+              <w:spacing w:before="0" w:after="40" w:line="264" w:lineRule="auto"/>
               <w:jc w:val="left"/>
             </w:pPr>
             <w:r>
+              <w:rPr>
+                <w:rFonts w:ascii="Calibri" w:hAnsi="Calibri"/>
+                <w:sz w:val="18"/>
+              </w:rPr>
               <w:t xml:space="preserve">Files</w:t>
             </w:r>
           </w:p>
         </w:tc>
         <w:tc>
-          <w:tcPr/>
+          <w:tcPr>
+            <w:tcMar>
+              <w:top w:w="40" w:type="dxa"/>
+              <w:bottom w:w="40" w:type="dxa"/>
+              <w:left w:w="60" w:type="dxa"/>
+              <w:right w:w="60" w:type="dxa"/>
+            </w:tcMar>
+            <w:tcMar>
+              <w:top w:w="40" w:type="dxa"/>
+              <w:bottom w:w="40" w:type="dxa"/>
+              <w:left w:w="60" w:type="dxa"/>
+              <w:right w:w="60" w:type="dxa"/>
+            </w:tcMar>
+          </w:tcPr>
           <w:p>
             <w:pPr>
               <w:pStyle w:val="Compact"/>
+              <w:spacing w:before="0" w:after="40" w:line="264" w:lineRule="auto"/>
               <w:jc w:val="left"/>
             </w:pPr>
             <w:r>
+              <w:rPr>
+                <w:rFonts w:ascii="Calibri" w:hAnsi="Calibri"/>
+                <w:sz w:val="18"/>
+              </w:rPr>
               <w:t xml:space="preserve">New</w:t>
             </w:r>
             <w:r>
+              <w:rPr>
+                <w:rFonts w:ascii="Calibri" w:hAnsi="Calibri"/>
+                <w:sz w:val="18"/>
+              </w:rPr>
               <w:t xml:space="preserve"> </w:t>
             </w:r>
             <w:r>
               <w:rPr>
                 <w:rStyle w:val="VerbatimChar"/>
+                <w:rFonts w:ascii="Calibri" w:hAnsi="Calibri"/>
+                <w:sz w:val="18"/>
               </w:rPr>
               <w:t xml:space="preserve">com/bankone/loan/**</w:t>
             </w:r>
             <w:r>
+              <w:rPr>
+                <w:rFonts w:ascii="Calibri" w:hAnsi="Calibri"/>
+                <w:sz w:val="18"/>
+              </w:rPr>
               <w:t xml:space="preserve">;</w:t>
             </w:r>
             <w:r>
+              <w:rPr>
+                <w:rFonts w:ascii="Calibri" w:hAnsi="Calibri"/>
+                <w:sz w:val="18"/>
+              </w:rPr>
               <w:t xml:space="preserve"> </w:t>
             </w:r>
             <w:r>
+              <w:rPr>
+                <w:rFonts w:ascii="Calibri" w:hAnsi="Calibri"/>
+                <w:sz w:val="18"/>
+              </w:rPr>
               <w:t xml:space="preserve">SecurityConfig; Angular features</w:t>
             </w:r>
           </w:p>
@@ -857,43 +1283,103 @@
       </w:tr>
       <w:tr>
         <w:tc>
-          <w:tcPr/>
+          <w:tcPr>
+            <w:tcMar>
+              <w:top w:w="40" w:type="dxa"/>
+              <w:bottom w:w="40" w:type="dxa"/>
+              <w:left w:w="60" w:type="dxa"/>
+              <w:right w:w="60" w:type="dxa"/>
+            </w:tcMar>
+            <w:tcMar>
+              <w:top w:w="40" w:type="dxa"/>
+              <w:bottom w:w="40" w:type="dxa"/>
+              <w:left w:w="60" w:type="dxa"/>
+              <w:right w:w="60" w:type="dxa"/>
+            </w:tcMar>
+          </w:tcPr>
           <w:p>
             <w:pPr>
               <w:pStyle w:val="Compact"/>
+              <w:spacing w:before="0" w:after="40" w:line="264" w:lineRule="auto"/>
               <w:jc w:val="left"/>
             </w:pPr>
             <w:r>
+              <w:rPr>
+                <w:rFonts w:ascii="Calibri" w:hAnsi="Calibri"/>
+                <w:sz w:val="18"/>
+              </w:rPr>
               <w:t xml:space="preserve">Impact</w:t>
             </w:r>
           </w:p>
         </w:tc>
         <w:tc>
-          <w:tcPr/>
+          <w:tcPr>
+            <w:tcMar>
+              <w:top w:w="40" w:type="dxa"/>
+              <w:bottom w:w="40" w:type="dxa"/>
+              <w:left w:w="60" w:type="dxa"/>
+              <w:right w:w="60" w:type="dxa"/>
+            </w:tcMar>
+            <w:tcMar>
+              <w:top w:w="40" w:type="dxa"/>
+              <w:bottom w:w="40" w:type="dxa"/>
+              <w:left w:w="60" w:type="dxa"/>
+              <w:right w:w="60" w:type="dxa"/>
+            </w:tcMar>
+          </w:tcPr>
           <w:p>
             <w:pPr>
               <w:pStyle w:val="Compact"/>
+              <w:spacing w:before="0" w:after="40" w:line="264" w:lineRule="auto"/>
               <w:jc w:val="left"/>
             </w:pPr>
             <w:r>
+              <w:rPr>
+                <w:rFonts w:ascii="Calibri" w:hAnsi="Calibri"/>
+                <w:sz w:val="18"/>
+              </w:rPr>
               <w:t xml:space="preserve">Transaction</w:t>
             </w:r>
             <w:r>
+              <w:rPr>
+                <w:rFonts w:ascii="Calibri" w:hAnsi="Calibri"/>
+                <w:sz w:val="18"/>
+              </w:rPr>
               <w:t xml:space="preserve"> </w:t>
             </w:r>
             <w:r>
+              <w:rPr>
+                <w:rFonts w:ascii="Calibri" w:hAnsi="Calibri"/>
+                <w:sz w:val="18"/>
+              </w:rPr>
               <w:t xml:space="preserve">disbursement/repayment; Reports;</w:t>
             </w:r>
             <w:r>
+              <w:rPr>
+                <w:rFonts w:ascii="Calibri" w:hAnsi="Calibri"/>
+                <w:sz w:val="18"/>
+              </w:rPr>
               <w:t xml:space="preserve"> </w:t>
             </w:r>
             <w:r>
+              <w:rPr>
+                <w:rFonts w:ascii="Calibri" w:hAnsi="Calibri"/>
+                <w:sz w:val="18"/>
+              </w:rPr>
               <w:t xml:space="preserve">Audit; Account may hold</w:t>
             </w:r>
             <w:r>
+              <w:rPr>
+                <w:rFonts w:ascii="Calibri" w:hAnsi="Calibri"/>
+                <w:sz w:val="18"/>
+              </w:rPr>
               <w:t xml:space="preserve"> </w:t>
             </w:r>
             <w:r>
+              <w:rPr>
+                <w:rFonts w:ascii="Calibri" w:hAnsi="Calibri"/>
+                <w:sz w:val="18"/>
+              </w:rPr>
               <w:t xml:space="preserve">disbursement account only</w:t>
             </w:r>
           </w:p>
